--- a/build/hive-reference.docx
+++ b/build/hive-reference.docx
@@ -1187,18 +1187,11 @@
     <w:basedOn w:val="Heading1"/>
     <w:next w:val="BodyText"/>
     <w:uiPriority w:val="39"/>
-    <w:unhideWhenUsed/>
-    <w:qFormat/>
-    <w:pPr>
-      <w:spacing w:before="240" w:line="259" w:lineRule="auto"/>
+    <w:qFormat/>
+    <w:pPr>
+      <w:spacing w:before="360" w:after="80"/>
       <w:outlineLvl w:val="9"/>
     </w:pPr>
-    <w:rPr>
-      <w:rFonts w:asciiTheme="majorHAnsi" w:eastAsiaTheme="majorEastAsia" w:hAnsiTheme="majorHAnsi" w:cstheme="majorBidi"/>
-      <w:b w:val="0"/>
-      <w:bCs w:val="0"/>
-      <w:color w:val="365F91" w:themeColor="accent1" w:themeShade="BF"/>
-    </w:rPr>
   </w:style>
 </w:styles>
 </file>

--- a/build/hive-reference.docx
+++ b/build/hive-reference.docx
@@ -721,6 +721,7 @@
     <w:pPr>
       <w:keepNext/>
       <w:keepLines/>
+      <w:pageBreakBefore/>
       <w:spacing w:before="360" w:after="80"/>
       <w:outlineLvl w:val="0"/>
     </w:pPr>
